--- a/docs/Lessons/Lesson 10 - Core Mechanics IV/Keys/Lesson_10_Key_Scratch.docx
+++ b/docs/Lessons/Lesson 10 - Core Mechanics IV/Keys/Lesson_10_Key_Scratch.docx
@@ -468,6 +468,30 @@
           <w:sz w:val="20"/>
           <w:szCs w:val="20"/>
         </w:rPr>
+        <w:t xml:space="preserve">else</w:t>
+      </w:r>
+      <w:r>
+        <w:br/>
+        <w:t xml:space="preserve"/>
+      </w:r>
+      <w:r>
+        <w:rPr>
+          <w:rFonts w:ascii="Consolas" w:cs="Consolas" w:eastAsia="Consolas" w:hAnsi="Consolas"/>
+          <w:sz w:val="20"/>
+          <w:szCs w:val="20"/>
+        </w:rPr>
+        <w:t xml:space="preserve">    start sound [sfx_lifelost]  // your Lesson 8 Level 3 sound</w:t>
+      </w:r>
+      <w:r>
+        <w:br/>
+        <w:t xml:space="preserve"/>
+      </w:r>
+      <w:r>
+        <w:rPr>
+          <w:rFonts w:ascii="Consolas" w:cs="Consolas" w:eastAsia="Consolas" w:hAnsi="Consolas"/>
+          <w:sz w:val="20"/>
+          <w:szCs w:val="20"/>
+        </w:rPr>
         <w:t xml:space="preserve"/>
       </w:r>
       <w:r>
@@ -787,6 +811,18 @@
           <w:rFonts w:ascii="Consolas" w:cs="Consolas" w:eastAsia="Consolas" w:hAnsi="Consolas"/>
           <w:sz w:val="20"/>
           <w:szCs w:val="20"/>
+        </w:rPr>
+        <w:t xml:space="preserve">start sound [sfx_win]  // your Lesson 6 Level 3 sound</w:t>
+      </w:r>
+      <w:r>
+        <w:br/>
+        <w:t xml:space="preserve"/>
+      </w:r>
+      <w:r>
+        <w:rPr>
+          <w:rFonts w:ascii="Consolas" w:cs="Consolas" w:eastAsia="Consolas" w:hAnsi="Consolas"/>
+          <w:sz w:val="20"/>
+          <w:szCs w:val="20"/>
           <w:shd w:fill="FFE98A" w:val="clear"/>
         </w:rPr>
         <w:t xml:space="preserve">say [You Win! Press R to Restart] for 3 seconds</w:t>
@@ -802,6 +838,18 @@
           <w:szCs w:val="20"/>
         </w:rPr>
         <w:t xml:space="preserve">when I receive [game over]</w:t>
+      </w:r>
+      <w:r>
+        <w:br/>
+        <w:t xml:space="preserve"/>
+      </w:r>
+      <w:r>
+        <w:rPr>
+          <w:rFonts w:ascii="Consolas" w:cs="Consolas" w:eastAsia="Consolas" w:hAnsi="Consolas"/>
+          <w:sz w:val="20"/>
+          <w:szCs w:val="20"/>
+        </w:rPr>
+        <w:t xml:space="preserve">start sound [sfx_gameover]  // your Lesson 8 Level 3 sound</w:t>
       </w:r>
       <w:r>
         <w:br/>
@@ -1225,6 +1273,30 @@
           <w:shd w:fill="FFE98A" w:val="clear"/>
         </w:rPr>
         <w:t xml:space="preserve">        broadcast [you win]</w:t>
+      </w:r>
+      <w:r>
+        <w:br/>
+        <w:t xml:space="preserve"/>
+      </w:r>
+      <w:r>
+        <w:rPr>
+          <w:rFonts w:ascii="Consolas" w:cs="Consolas" w:eastAsia="Consolas" w:hAnsi="Consolas"/>
+          <w:sz w:val="20"/>
+          <w:szCs w:val="20"/>
+        </w:rPr>
+        <w:t xml:space="preserve">    else</w:t>
+      </w:r>
+      <w:r>
+        <w:br/>
+        <w:t xml:space="preserve"/>
+      </w:r>
+      <w:r>
+        <w:rPr>
+          <w:rFonts w:ascii="Consolas" w:cs="Consolas" w:eastAsia="Consolas" w:hAnsi="Consolas"/>
+          <w:sz w:val="20"/>
+          <w:szCs w:val="20"/>
+        </w:rPr>
+        <w:t xml:space="preserve">        start sound [sfx_lifelost]  // your Lesson 8 Level 3 sound</w:t>
       </w:r>
     </w:p>
     <w:p>
